--- a/docs/requierments/Non_functional_requierments.docx
+++ b/docs/requierments/Non_functional_requierments.docx
@@ -9,10 +9,10 @@
         <w:tblLook w:val="04A0" w:firstRow="1" w:lastRow="0" w:firstColumn="1" w:lastColumn="0" w:noHBand="0" w:noVBand="1"/>
       </w:tblPr>
       <w:tblGrid>
-        <w:gridCol w:w="1075"/>
-        <w:gridCol w:w="3190"/>
-        <w:gridCol w:w="938"/>
-        <w:gridCol w:w="4147"/>
+        <w:gridCol w:w="1165"/>
+        <w:gridCol w:w="4199"/>
+        <w:gridCol w:w="1793"/>
+        <w:gridCol w:w="2193"/>
       </w:tblGrid>
       <w:tr>
         <w:trPr>
@@ -21,13 +21,12 @@
         <w:tc>
           <w:tcPr>
             <w:cnfStyle w:val="001000000000" w:firstRow="0" w:lastRow="0" w:firstColumn="1" w:lastColumn="0" w:oddVBand="0" w:evenVBand="0" w:oddHBand="0" w:evenHBand="0" w:firstRowFirstColumn="0" w:firstRowLastColumn="0" w:lastRowFirstColumn="0" w:lastRowLastColumn="0"/>
-            <w:tcW w:w="1075" w:type="dxa"/>
-            <w:hideMark/>
-          </w:tcPr>
-          <w:p>
-            <w:pPr>
-              <w:spacing w:after="160" w:line="278" w:lineRule="auto"/>
-              <w:jc w:val="center"/>
+            <w:tcW w:w="1165" w:type="dxa"/>
+            <w:hideMark/>
+          </w:tcPr>
+          <w:p>
+            <w:pPr>
+              <w:spacing w:after="160" w:line="278" w:lineRule="auto"/>
             </w:pPr>
             <w:r>
               <w:t>ID</w:t>
@@ -36,13 +35,12 @@
         </w:tc>
         <w:tc>
           <w:tcPr>
-            <w:tcW w:w="3190" w:type="dxa"/>
-            <w:hideMark/>
-          </w:tcPr>
-          <w:p>
-            <w:pPr>
-              <w:spacing w:after="160" w:line="278" w:lineRule="auto"/>
-              <w:jc w:val="center"/>
+            <w:tcW w:w="4199" w:type="dxa"/>
+            <w:hideMark/>
+          </w:tcPr>
+          <w:p>
+            <w:pPr>
+              <w:spacing w:after="160" w:line="278" w:lineRule="auto"/>
               <w:cnfStyle w:val="100000000000" w:firstRow="1" w:lastRow="0" w:firstColumn="0" w:lastColumn="0" w:oddVBand="0" w:evenVBand="0" w:oddHBand="0" w:evenHBand="0" w:firstRowFirstColumn="0" w:firstRowLastColumn="0" w:lastRowFirstColumn="0" w:lastRowLastColumn="0"/>
             </w:pPr>
             <w:r>
@@ -58,7 +56,6 @@
           <w:p>
             <w:pPr>
               <w:spacing w:after="160" w:line="278" w:lineRule="auto"/>
-              <w:jc w:val="center"/>
               <w:cnfStyle w:val="100000000000" w:firstRow="1" w:lastRow="0" w:firstColumn="0" w:lastColumn="0" w:oddVBand="0" w:evenVBand="0" w:oddHBand="0" w:evenHBand="0" w:firstRowFirstColumn="0" w:firstRowLastColumn="0" w:lastRowFirstColumn="0" w:lastRowLastColumn="0"/>
             </w:pPr>
             <w:r>
@@ -74,7 +71,6 @@
           <w:p>
             <w:pPr>
               <w:spacing w:after="160" w:line="278" w:lineRule="auto"/>
-              <w:jc w:val="center"/>
               <w:cnfStyle w:val="100000000000" w:firstRow="1" w:lastRow="0" w:firstColumn="0" w:lastColumn="0" w:oddVBand="0" w:evenVBand="0" w:oddHBand="0" w:evenHBand="0" w:firstRowFirstColumn="0" w:firstRowLastColumn="0" w:lastRowFirstColumn="0" w:lastRowLastColumn="0"/>
             </w:pPr>
             <w:r>
@@ -87,13 +83,12 @@
         <w:tc>
           <w:tcPr>
             <w:cnfStyle w:val="001000000000" w:firstRow="0" w:lastRow="0" w:firstColumn="1" w:lastColumn="0" w:oddVBand="0" w:evenVBand="0" w:oddHBand="0" w:evenHBand="0" w:firstRowFirstColumn="0" w:firstRowLastColumn="0" w:lastRowFirstColumn="0" w:lastRowLastColumn="0"/>
-            <w:tcW w:w="1075" w:type="dxa"/>
-            <w:hideMark/>
-          </w:tcPr>
-          <w:p>
-            <w:pPr>
-              <w:spacing w:after="160" w:line="278" w:lineRule="auto"/>
-              <w:jc w:val="center"/>
+            <w:tcW w:w="1165" w:type="dxa"/>
+            <w:hideMark/>
+          </w:tcPr>
+          <w:p>
+            <w:pPr>
+              <w:spacing w:after="160" w:line="278" w:lineRule="auto"/>
             </w:pPr>
             <w:r>
               <w:t>NFR-01</w:t>
@@ -102,16 +97,16 @@
         </w:tc>
         <w:tc>
           <w:tcPr>
-            <w:tcW w:w="3190" w:type="dxa"/>
-            <w:hideMark/>
-          </w:tcPr>
-          <w:p>
-            <w:pPr>
-              <w:spacing w:after="160" w:line="278" w:lineRule="auto"/>
-              <w:cnfStyle w:val="000000000000" w:firstRow="0" w:lastRow="0" w:firstColumn="0" w:lastColumn="0" w:oddVBand="0" w:evenVBand="0" w:oddHBand="0" w:evenHBand="0" w:firstRowFirstColumn="0" w:firstRowLastColumn="0" w:lastRowFirstColumn="0" w:lastRowLastColumn="0"/>
-            </w:pPr>
-            <w:r>
-              <w:t>The system shall present review-source information transparently so users can identify the origins of displayed ratings.</w:t>
+            <w:tcW w:w="4199" w:type="dxa"/>
+            <w:hideMark/>
+          </w:tcPr>
+          <w:p>
+            <w:pPr>
+              <w:spacing w:after="160" w:line="278" w:lineRule="auto"/>
+              <w:cnfStyle w:val="000000000000" w:firstRow="0" w:lastRow="0" w:firstColumn="0" w:lastColumn="0" w:oddVBand="0" w:evenVBand="0" w:oddHBand="0" w:evenHBand="0" w:firstRowFirstColumn="0" w:firstRowLastColumn="0" w:lastRowFirstColumn="0" w:lastRowLastColumn="0"/>
+            </w:pPr>
+            <w:r>
+              <w:t>The system shall present review-source information transparently so users can identify the origin of displayed ratings.</w:t>
             </w:r>
           </w:p>
         </w:tc>
@@ -126,7 +121,7 @@
               <w:cnfStyle w:val="000000000000" w:firstRow="0" w:lastRow="0" w:firstColumn="0" w:lastColumn="0" w:oddVBand="0" w:evenVBand="0" w:oddHBand="0" w:evenHBand="0" w:firstRowFirstColumn="0" w:firstRowLastColumn="0" w:lastRowFirstColumn="0" w:lastRowLastColumn="0"/>
             </w:pPr>
             <w:r>
-              <w:t>User</w:t>
+              <w:t>Interviewees 1 and 2</w:t>
             </w:r>
           </w:p>
         </w:tc>
@@ -141,7 +136,7 @@
               <w:cnfStyle w:val="000000000000" w:firstRow="0" w:lastRow="0" w:firstColumn="0" w:lastColumn="0" w:oddVBand="0" w:evenVBand="0" w:oddHBand="0" w:evenHBand="0" w:firstRowFirstColumn="0" w:firstRowLastColumn="0" w:lastRowFirstColumn="0" w:lastRowLastColumn="0"/>
             </w:pPr>
             <w:r>
-              <w:t>Interview 1, Question 5; Interview 2, Question 11: Both interviewees emphasized reviewer credibility and the importance of understanding where opinions originate.</w:t>
+              <w:t>Interview 1, Question 5; Interview 2, Question 11</w:t>
             </w:r>
           </w:p>
         </w:tc>
@@ -150,13 +145,12 @@
         <w:tc>
           <w:tcPr>
             <w:cnfStyle w:val="001000000000" w:firstRow="0" w:lastRow="0" w:firstColumn="1" w:lastColumn="0" w:oddVBand="0" w:evenVBand="0" w:oddHBand="0" w:evenHBand="0" w:firstRowFirstColumn="0" w:firstRowLastColumn="0" w:lastRowFirstColumn="0" w:lastRowLastColumn="0"/>
-            <w:tcW w:w="1075" w:type="dxa"/>
-            <w:hideMark/>
-          </w:tcPr>
-          <w:p>
-            <w:pPr>
-              <w:spacing w:after="160" w:line="278" w:lineRule="auto"/>
-              <w:jc w:val="center"/>
+            <w:tcW w:w="1165" w:type="dxa"/>
+            <w:hideMark/>
+          </w:tcPr>
+          <w:p>
+            <w:pPr>
+              <w:spacing w:after="160" w:line="278" w:lineRule="auto"/>
             </w:pPr>
             <w:r>
               <w:t>NFR-02</w:t>
@@ -165,7 +159,7 @@
         </w:tc>
         <w:tc>
           <w:tcPr>
-            <w:tcW w:w="3190" w:type="dxa"/>
+            <w:tcW w:w="4199" w:type="dxa"/>
             <w:hideMark/>
           </w:tcPr>
           <w:p>
@@ -189,7 +183,7 @@
               <w:cnfStyle w:val="000000000000" w:firstRow="0" w:lastRow="0" w:firstColumn="0" w:lastColumn="0" w:oddVBand="0" w:evenVBand="0" w:oddHBand="0" w:evenHBand="0" w:firstRowFirstColumn="0" w:firstRowLastColumn="0" w:lastRowFirstColumn="0" w:lastRowLastColumn="0"/>
             </w:pPr>
             <w:r>
-              <w:t>User</w:t>
+              <w:t>Interviewee 2</w:t>
             </w:r>
           </w:p>
         </w:tc>
@@ -204,7 +198,7 @@
               <w:cnfStyle w:val="000000000000" w:firstRow="0" w:lastRow="0" w:firstColumn="0" w:lastColumn="0" w:oddVBand="0" w:evenVBand="0" w:oddHBand="0" w:evenHBand="0" w:firstRowFirstColumn="0" w:firstRowLastColumn="0" w:lastRowFirstColumn="0" w:lastRowLastColumn="0"/>
             </w:pPr>
             <w:r>
-              <w:t>Interview 2, Question 10: The interviewee wanted to compare ratings from multiple sources.</w:t>
+              <w:t>Interview 2, Question 10</w:t>
             </w:r>
           </w:p>
         </w:tc>
@@ -213,13 +207,12 @@
         <w:tc>
           <w:tcPr>
             <w:cnfStyle w:val="001000000000" w:firstRow="0" w:lastRow="0" w:firstColumn="1" w:lastColumn="0" w:oddVBand="0" w:evenVBand="0" w:oddHBand="0" w:evenHBand="0" w:firstRowFirstColumn="0" w:firstRowLastColumn="0" w:lastRowFirstColumn="0" w:lastRowLastColumn="0"/>
-            <w:tcW w:w="1075" w:type="dxa"/>
-            <w:hideMark/>
-          </w:tcPr>
-          <w:p>
-            <w:pPr>
-              <w:spacing w:after="160" w:line="278" w:lineRule="auto"/>
-              <w:jc w:val="center"/>
+            <w:tcW w:w="1165" w:type="dxa"/>
+            <w:hideMark/>
+          </w:tcPr>
+          <w:p>
+            <w:pPr>
+              <w:spacing w:after="160" w:line="278" w:lineRule="auto"/>
             </w:pPr>
             <w:r>
               <w:t>NFR-03</w:t>
@@ -228,16 +221,16 @@
         </w:tc>
         <w:tc>
           <w:tcPr>
-            <w:tcW w:w="3190" w:type="dxa"/>
-            <w:hideMark/>
-          </w:tcPr>
-          <w:p>
-            <w:pPr>
-              <w:spacing w:after="160" w:line="278" w:lineRule="auto"/>
-              <w:cnfStyle w:val="000000000000" w:firstRow="0" w:lastRow="0" w:firstColumn="0" w:lastColumn="0" w:oddVBand="0" w:evenVBand="0" w:oddHBand="0" w:evenHBand="0" w:firstRowFirstColumn="0" w:firstRowLastColumn="0" w:lastRowFirstColumn="0" w:lastRowLastColumn="0"/>
-            </w:pPr>
-            <w:r>
-              <w:t>The system shall clearly distinguish original source ratings from ratings calculated by the system.</w:t>
+            <w:tcW w:w="4199" w:type="dxa"/>
+            <w:hideMark/>
+          </w:tcPr>
+          <w:p>
+            <w:pPr>
+              <w:spacing w:after="160" w:line="278" w:lineRule="auto"/>
+              <w:cnfStyle w:val="000000000000" w:firstRow="0" w:lastRow="0" w:firstColumn="0" w:lastColumn="0" w:oddVBand="0" w:evenVBand="0" w:oddHBand="0" w:evenHBand="0" w:firstRowFirstColumn="0" w:firstRowLastColumn="0" w:lastRowFirstColumn="0" w:lastRowLastColumn="0"/>
+            </w:pPr>
+            <w:r>
+              <w:t>The system shall distinguish original source ratings from ratings calculated by the system.</w:t>
             </w:r>
           </w:p>
         </w:tc>
@@ -252,7 +245,7 @@
               <w:cnfStyle w:val="000000000000" w:firstRow="0" w:lastRow="0" w:firstColumn="0" w:lastColumn="0" w:oddVBand="0" w:evenVBand="0" w:oddHBand="0" w:evenHBand="0" w:firstRowFirstColumn="0" w:firstRowLastColumn="0" w:lastRowFirstColumn="0" w:lastRowLastColumn="0"/>
             </w:pPr>
             <w:r>
-              <w:t>User</w:t>
+              <w:t>Interviewee 2</w:t>
             </w:r>
           </w:p>
         </w:tc>
@@ -267,7 +260,7 @@
               <w:cnfStyle w:val="000000000000" w:firstRow="0" w:lastRow="0" w:firstColumn="0" w:lastColumn="0" w:oddVBand="0" w:evenVBand="0" w:oddHBand="0" w:evenHBand="0" w:firstRowFirstColumn="0" w:firstRowLastColumn="0" w:lastRowFirstColumn="0" w:lastRowLastColumn="0"/>
             </w:pPr>
             <w:r>
-              <w:t>Interview 2, Question 10: The interviewee wanted to see individual scores and understand how combined scores were calculated.</w:t>
+              <w:t>Interview 2, Question 10</w:t>
             </w:r>
           </w:p>
         </w:tc>
@@ -276,13 +269,12 @@
         <w:tc>
           <w:tcPr>
             <w:cnfStyle w:val="001000000000" w:firstRow="0" w:lastRow="0" w:firstColumn="1" w:lastColumn="0" w:oddVBand="0" w:evenVBand="0" w:oddHBand="0" w:evenHBand="0" w:firstRowFirstColumn="0" w:firstRowLastColumn="0" w:lastRowFirstColumn="0" w:lastRowLastColumn="0"/>
-            <w:tcW w:w="1075" w:type="dxa"/>
-            <w:hideMark/>
-          </w:tcPr>
-          <w:p>
-            <w:pPr>
-              <w:spacing w:after="160" w:line="278" w:lineRule="auto"/>
-              <w:jc w:val="center"/>
+            <w:tcW w:w="1165" w:type="dxa"/>
+            <w:hideMark/>
+          </w:tcPr>
+          <w:p>
+            <w:pPr>
+              <w:spacing w:after="160" w:line="278" w:lineRule="auto"/>
             </w:pPr>
             <w:r>
               <w:t>NFR-04</w:t>
@@ -291,16 +283,16 @@
         </w:tc>
         <w:tc>
           <w:tcPr>
-            <w:tcW w:w="3190" w:type="dxa"/>
-            <w:hideMark/>
-          </w:tcPr>
-          <w:p>
-            <w:pPr>
-              <w:spacing w:after="160" w:line="278" w:lineRule="auto"/>
-              <w:cnfStyle w:val="000000000000" w:firstRow="0" w:lastRow="0" w:firstColumn="0" w:lastColumn="0" w:oddVBand="0" w:evenVBand="0" w:oddHBand="0" w:evenHBand="0" w:firstRowFirstColumn="0" w:firstRowLastColumn="0" w:lastRowFirstColumn="0" w:lastRowLastColumn="0"/>
-            </w:pPr>
-            <w:r>
-              <w:t>The system shall identify the publication date of each review when that information is available.</w:t>
+            <w:tcW w:w="4199" w:type="dxa"/>
+            <w:hideMark/>
+          </w:tcPr>
+          <w:p>
+            <w:pPr>
+              <w:spacing w:after="160" w:line="278" w:lineRule="auto"/>
+              <w:cnfStyle w:val="000000000000" w:firstRow="0" w:lastRow="0" w:firstColumn="0" w:lastColumn="0" w:oddVBand="0" w:evenVBand="0" w:oddHBand="0" w:evenHBand="0" w:firstRowFirstColumn="0" w:firstRowLastColumn="0" w:lastRowFirstColumn="0" w:lastRowLastColumn="0"/>
+            </w:pPr>
+            <w:r>
+              <w:t>The system shall handle API errors and rate-limit responses without presenting failed requests as valid review results.</w:t>
             </w:r>
           </w:p>
         </w:tc>
@@ -315,7 +307,7 @@
               <w:cnfStyle w:val="000000000000" w:firstRow="0" w:lastRow="0" w:firstColumn="0" w:lastColumn="0" w:oddVBand="0" w:evenVBand="0" w:oddHBand="0" w:evenHBand="0" w:firstRowFirstColumn="0" w:firstRowLastColumn="0" w:lastRowFirstColumn="0" w:lastRowLastColumn="0"/>
             </w:pPr>
             <w:r>
-              <w:t>User</w:t>
+              <w:t>Steam/Valve</w:t>
             </w:r>
           </w:p>
         </w:tc>
@@ -330,7 +322,201 @@
               <w:cnfStyle w:val="000000000000" w:firstRow="0" w:lastRow="0" w:firstColumn="0" w:lastColumn="0" w:oddVBand="0" w:evenVBand="0" w:oddHBand="0" w:evenHBand="0" w:firstRowFirstColumn="0" w:firstRowLastColumn="0" w:lastRowFirstColumn="0" w:lastRowLastColumn="0"/>
             </w:pPr>
             <w:r>
-              <w:t>Interview 2, Question 11: The interviewee wanted to know when reviews were published.</w:t>
+              <w:t>ST-02, ST-03</w:t>
+            </w:r>
+          </w:p>
+        </w:tc>
+      </w:tr>
+      <w:tr>
+        <w:tc>
+          <w:tcPr>
+            <w:cnfStyle w:val="001000000000" w:firstRow="0" w:lastRow="0" w:firstColumn="1" w:lastColumn="0" w:oddVBand="0" w:evenVBand="0" w:oddHBand="0" w:evenHBand="0" w:firstRowFirstColumn="0" w:firstRowLastColumn="0" w:lastRowFirstColumn="0" w:lastRowLastColumn="0"/>
+            <w:tcW w:w="1165" w:type="dxa"/>
+            <w:hideMark/>
+          </w:tcPr>
+          <w:p>
+            <w:pPr>
+              <w:spacing w:after="160" w:line="278" w:lineRule="auto"/>
+            </w:pPr>
+            <w:r>
+              <w:t>NFR-05</w:t>
+            </w:r>
+          </w:p>
+        </w:tc>
+        <w:tc>
+          <w:tcPr>
+            <w:tcW w:w="4199" w:type="dxa"/>
+            <w:hideMark/>
+          </w:tcPr>
+          <w:p>
+            <w:pPr>
+              <w:spacing w:after="160" w:line="278" w:lineRule="auto"/>
+              <w:cnfStyle w:val="000000000000" w:firstRow="0" w:lastRow="0" w:firstColumn="0" w:lastColumn="0" w:oddVBand="0" w:evenVBand="0" w:oddHBand="0" w:evenHBand="0" w:firstRowFirstColumn="0" w:firstRowLastColumn="0" w:lastRowFirstColumn="0" w:lastRowLastColumn="0"/>
+            </w:pPr>
+            <w:r>
+              <w:t>The system shall protect API credentials and follow the applicable security requirements for the interfaces it uses.</w:t>
+            </w:r>
+          </w:p>
+        </w:tc>
+        <w:tc>
+          <w:tcPr>
+            <w:tcW w:w="0" w:type="auto"/>
+            <w:hideMark/>
+          </w:tcPr>
+          <w:p>
+            <w:pPr>
+              <w:spacing w:after="160" w:line="278" w:lineRule="auto"/>
+              <w:cnfStyle w:val="000000000000" w:firstRow="0" w:lastRow="0" w:firstColumn="0" w:lastColumn="0" w:oddVBand="0" w:evenVBand="0" w:oddHBand="0" w:evenHBand="0" w:firstRowFirstColumn="0" w:firstRowLastColumn="0" w:lastRowFirstColumn="0" w:lastRowLastColumn="0"/>
+            </w:pPr>
+            <w:r>
+              <w:t>Steam/Valve</w:t>
+            </w:r>
+          </w:p>
+        </w:tc>
+        <w:tc>
+          <w:tcPr>
+            <w:tcW w:w="0" w:type="auto"/>
+            <w:hideMark/>
+          </w:tcPr>
+          <w:p>
+            <w:pPr>
+              <w:spacing w:after="160" w:line="278" w:lineRule="auto"/>
+              <w:cnfStyle w:val="000000000000" w:firstRow="0" w:lastRow="0" w:firstColumn="0" w:lastColumn="0" w:oddVBand="0" w:evenVBand="0" w:oddHBand="0" w:evenHBand="0" w:firstRowFirstColumn="0" w:firstRowLastColumn="0" w:lastRowFirstColumn="0" w:lastRowLastColumn="0"/>
+            </w:pPr>
+            <w:r>
+              <w:t>ST-01, ST-03</w:t>
+            </w:r>
+          </w:p>
+        </w:tc>
+      </w:tr>
+      <w:tr>
+        <w:tc>
+          <w:tcPr>
+            <w:cnfStyle w:val="001000000000" w:firstRow="0" w:lastRow="0" w:firstColumn="1" w:lastColumn="0" w:oddVBand="0" w:evenVBand="0" w:oddHBand="0" w:evenHBand="0" w:firstRowFirstColumn="0" w:firstRowLastColumn="0" w:lastRowFirstColumn="0" w:lastRowLastColumn="0"/>
+            <w:tcW w:w="1165" w:type="dxa"/>
+            <w:hideMark/>
+          </w:tcPr>
+          <w:p>
+            <w:pPr>
+              <w:spacing w:after="160" w:line="278" w:lineRule="auto"/>
+            </w:pPr>
+            <w:r>
+              <w:t>NFR-06</w:t>
+            </w:r>
+          </w:p>
+        </w:tc>
+        <w:tc>
+          <w:tcPr>
+            <w:tcW w:w="4199" w:type="dxa"/>
+            <w:hideMark/>
+          </w:tcPr>
+          <w:p>
+            <w:pPr>
+              <w:spacing w:after="160" w:line="278" w:lineRule="auto"/>
+              <w:cnfStyle w:val="000000000000" w:firstRow="0" w:lastRow="0" w:firstColumn="0" w:lastColumn="0" w:oddVBand="0" w:evenVBand="0" w:oddHBand="0" w:evenHBand="0" w:firstRowFirstColumn="0" w:firstRowLastColumn="0" w:lastRowFirstColumn="0" w:lastRowLastColumn="0"/>
+            </w:pPr>
+            <w:r>
+              <w:t xml:space="preserve">The system </w:t>
+            </w:r>
+            <w:proofErr w:type="gramStart"/>
+            <w:r>
+              <w:t>shall</w:t>
+            </w:r>
+            <w:proofErr w:type="gramEnd"/>
+            <w:r>
+              <w:t xml:space="preserve"> handle unavailable Steam data without preventing users from accessing other available review sources.</w:t>
+            </w:r>
+          </w:p>
+        </w:tc>
+        <w:tc>
+          <w:tcPr>
+            <w:tcW w:w="0" w:type="auto"/>
+            <w:hideMark/>
+          </w:tcPr>
+          <w:p>
+            <w:pPr>
+              <w:spacing w:after="160" w:line="278" w:lineRule="auto"/>
+              <w:cnfStyle w:val="000000000000" w:firstRow="0" w:lastRow="0" w:firstColumn="0" w:lastColumn="0" w:oddVBand="0" w:evenVBand="0" w:oddHBand="0" w:evenHBand="0" w:firstRowFirstColumn="0" w:firstRowLastColumn="0" w:lastRowFirstColumn="0" w:lastRowLastColumn="0"/>
+            </w:pPr>
+            <w:r>
+              <w:t>Development Team</w:t>
+            </w:r>
+          </w:p>
+        </w:tc>
+        <w:tc>
+          <w:tcPr>
+            <w:tcW w:w="0" w:type="auto"/>
+            <w:hideMark/>
+          </w:tcPr>
+          <w:p>
+            <w:pPr>
+              <w:spacing w:after="160" w:line="278" w:lineRule="auto"/>
+              <w:cnfStyle w:val="000000000000" w:firstRow="0" w:lastRow="0" w:firstColumn="0" w:lastColumn="0" w:oddVBand="0" w:evenVBand="0" w:oddHBand="0" w:evenHBand="0" w:firstRowFirstColumn="0" w:firstRowLastColumn="0" w:lastRowFirstColumn="0" w:lastRowLastColumn="0"/>
+            </w:pPr>
+            <w:r>
+              <w:t>ST-02; CON-01, CON-02</w:t>
+            </w:r>
+          </w:p>
+        </w:tc>
+      </w:tr>
+      <w:tr>
+        <w:tc>
+          <w:tcPr>
+            <w:cnfStyle w:val="001000000000" w:firstRow="0" w:lastRow="0" w:firstColumn="1" w:lastColumn="0" w:oddVBand="0" w:evenVBand="0" w:oddHBand="0" w:evenHBand="0" w:firstRowFirstColumn="0" w:firstRowLastColumn="0" w:lastRowFirstColumn="0" w:lastRowLastColumn="0"/>
+            <w:tcW w:w="1165" w:type="dxa"/>
+            <w:hideMark/>
+          </w:tcPr>
+          <w:p>
+            <w:pPr>
+              <w:spacing w:after="160" w:line="278" w:lineRule="auto"/>
+            </w:pPr>
+            <w:r>
+              <w:t>NFR-07</w:t>
+            </w:r>
+          </w:p>
+        </w:tc>
+        <w:tc>
+          <w:tcPr>
+            <w:tcW w:w="4199" w:type="dxa"/>
+            <w:hideMark/>
+          </w:tcPr>
+          <w:p>
+            <w:pPr>
+              <w:spacing w:after="160" w:line="278" w:lineRule="auto"/>
+              <w:cnfStyle w:val="000000000000" w:firstRow="0" w:lastRow="0" w:firstColumn="0" w:lastColumn="0" w:oddVBand="0" w:evenVBand="0" w:oddHBand="0" w:evenHBand="0" w:firstRowFirstColumn="0" w:firstRowLastColumn="0" w:lastRowFirstColumn="0" w:lastRowLastColumn="0"/>
+            </w:pPr>
+            <w:r>
+              <w:t>The system shall comply with the applicable Steam API terms when retrieving, storing, and presenting Steam data.</w:t>
+            </w:r>
+          </w:p>
+        </w:tc>
+        <w:tc>
+          <w:tcPr>
+            <w:tcW w:w="0" w:type="auto"/>
+            <w:hideMark/>
+          </w:tcPr>
+          <w:p>
+            <w:pPr>
+              <w:spacing w:after="160" w:line="278" w:lineRule="auto"/>
+              <w:cnfStyle w:val="000000000000" w:firstRow="0" w:lastRow="0" w:firstColumn="0" w:lastColumn="0" w:oddVBand="0" w:evenVBand="0" w:oddHBand="0" w:evenHBand="0" w:firstRowFirstColumn="0" w:firstRowLastColumn="0" w:lastRowFirstColumn="0" w:lastRowLastColumn="0"/>
+            </w:pPr>
+            <w:r>
+              <w:t>Steam/Valve</w:t>
+            </w:r>
+          </w:p>
+        </w:tc>
+        <w:tc>
+          <w:tcPr>
+            <w:tcW w:w="0" w:type="auto"/>
+            <w:hideMark/>
+          </w:tcPr>
+          <w:p>
+            <w:pPr>
+              <w:spacing w:after="160" w:line="278" w:lineRule="auto"/>
+              <w:cnfStyle w:val="000000000000" w:firstRow="0" w:lastRow="0" w:firstColumn="0" w:lastColumn="0" w:oddVBand="0" w:evenVBand="0" w:oddHBand="0" w:evenHBand="0" w:firstRowFirstColumn="0" w:firstRowLastColumn="0" w:lastRowFirstColumn="0" w:lastRowLastColumn="0"/>
+            </w:pPr>
+            <w:r>
+              <w:t>ST-01</w:t>
             </w:r>
           </w:p>
         </w:tc>
